--- a/_deliverables/MICE-IntegratedEmailLesson-TeacherPlan.docx
+++ b/_deliverables/MICE-IntegratedEmailLesson-TeacherPlan.docx
@@ -410,6 +410,57 @@
                 <w:sz w:val="19"/>
                 <w:szCs w:val="19"/>
               </w:rPr>
+              <w:t xml:space="preserve">Website</w:t>
+            </w:r>
+          </w:p>
+        </w:tc>
+        <w:tc>
+          <w:tcPr>
+            <w:tcW w:type="dxa" w:w="7360"/>
+            <w:tcMar>
+              <w:top w:type="dxa" w:w="90"/>
+              <w:left w:type="dxa" w:w="110"/>
+              <w:bottom w:type="dxa" w:w="90"/>
+              <w:right w:type="dxa" w:w="110"/>
+            </w:tcMar>
+            <w:vAlign w:val="center"/>
+          </w:tcPr>
+          <w:p>
+            <w:r>
+              <w:rPr>
+                <w:rFonts w:ascii="Times New Roman" w:cs="Times New Roman" w:eastAsia="Times New Roman" w:hAnsi="Times New Roman"/>
+                <w:b w:val="false"/>
+                <w:bCs w:val="false"/>
+                <w:sz w:val="19"/>
+                <w:szCs w:val="19"/>
+              </w:rPr>
+              <w:t xml:space="preserve">courses/mice/integrated-email-lesson/ — carries Parts 1–5 and 7 (teaching + practice). Part 6 (the graded output) is on the printed worksheet, not on screen.</w:t>
+            </w:r>
+          </w:p>
+        </w:tc>
+      </w:tr>
+      <w:tr>
+        <w:tc>
+          <w:tcPr>
+            <w:tcW w:type="dxa" w:w="2000"/>
+            <w:shd w:fill="F2F4F7" w:val="clear"/>
+            <w:tcMar>
+              <w:top w:type="dxa" w:w="90"/>
+              <w:left w:type="dxa" w:w="110"/>
+              <w:bottom w:type="dxa" w:w="90"/>
+              <w:right w:type="dxa" w:w="110"/>
+            </w:tcMar>
+            <w:vAlign w:val="center"/>
+          </w:tcPr>
+          <w:p>
+            <w:r>
+              <w:rPr>
+                <w:rFonts w:ascii="Times New Roman" w:cs="Times New Roman" w:eastAsia="Times New Roman" w:hAnsi="Times New Roman"/>
+                <w:b/>
+                <w:bCs/>
+                <w:sz w:val="19"/>
+                <w:szCs w:val="19"/>
+              </w:rPr>
               <w:t xml:space="preserve">Output</w:t>
             </w:r>
           </w:p>
@@ -488,7 +539,7 @@
           <w:sz w:val="20"/>
           <w:szCs w:val="20"/>
         </w:rPr>
-        <w:t xml:space="preserve">•  Identify the purpose of different types of professional MICE emails (enquiry, request, confirmation, apology/problem response).</w:t>
+        <w:t xml:space="preserve">•  Identify the purpose of different types of professional MICE emails (inquiry, request, confirmation, apology/problem response).</w:t>
       </w:r>
     </w:p>
     <w:p>
@@ -551,7 +602,7 @@
           <w:sz w:val="19"/>
           <w:szCs w:val="19"/>
         </w:rPr>
-        <w:t xml:space="preserve">Materials: one worksheet per student, board or projector, timer. The worksheet contains all four example emails, the structure guide, the language bank, the planning boxes, the scenario cards, and the checklist — it is designed to be taught directly from this plan.</w:t>
+        <w:t xml:space="preserve">Materials: the website page (courses/mice/integrated-email-lesson/), projected, carries Parts 1-5 and 7 — the warm-up, the 4 example emails, the structure guide, the language bank, the guided practice, and a self-check practice round. One printed output worksheet per student carries only Part 6 (scenario choice, planning boxes, final email) and the submitted self/peer-check checklist — this is the piece collected and marked.</w:t>
       </w:r>
     </w:p>
     <w:p>
@@ -1548,7 +1599,7 @@
           <w:sz w:val="20"/>
           <w:szCs w:val="20"/>
         </w:rPr>
-        <w:t xml:space="preserve">•  Students work in pairs. They read all 4 example emails on the worksheet (Enquiry, Request, Confirmation, Apology/Problem Response).</w:t>
+        <w:t xml:space="preserve">•  Students work in pairs. They read all 4 example emails on screen (Inquiry, Request, Confirmation, Apology/Problem Response) and choose each one’s purpose — the site gives instant feedback.</w:t>
       </w:r>
     </w:p>
     <w:p>
@@ -1782,7 +1833,7 @@
           <w:sz w:val="20"/>
           <w:szCs w:val="20"/>
         </w:rPr>
-        <w:t xml:space="preserve">•  Go through the Language Bank on the worksheet together. Choral-read 2–3 lines from each category aloud.</w:t>
+        <w:t xml:space="preserve">•  Go through the Language Bank on screen together. Choral-read 2–3 lines from each category aloud.</w:t>
       </w:r>
     </w:p>
     <w:p>
@@ -1949,7 +2000,7 @@
           <w:sz w:val="20"/>
           <w:szCs w:val="20"/>
         </w:rPr>
-        <w:t xml:space="preserve">•  As a whole class, fill in the 5 planning boxes on the board (same boxes are on the worksheet):</w:t>
+        <w:t xml:space="preserve">•  As a whole class, fill in the 5 planning boxes on the board (same questions shown on screen):</w:t>
       </w:r>
     </w:p>
     <w:p>
@@ -2062,7 +2113,7 @@
           <w:sz w:val="20"/>
           <w:szCs w:val="20"/>
         </w:rPr>
-        <w:t xml:space="preserve">•  Students copy the finished model into the "Guided Example" box on their worksheet. They will be able to look back at this during the final task.</w:t>
+        <w:t xml:space="preserve">•  Leave the finished model visible on screen (or copied onto the board) so students can look back at it during the final task.</w:t>
       </w:r>
     </w:p>
     <w:p>
@@ -2127,7 +2178,7 @@
           <w:sz w:val="20"/>
           <w:szCs w:val="20"/>
         </w:rPr>
-        <w:t xml:space="preserve">•  Students choose ONE of the 4 scenarios on the worksheet (catering/dietary, schedule change, venue/equipment, or a client request that cannot be fully met). All 4 are equally manageable at A1–A2.</w:t>
+        <w:t xml:space="preserve">•  Students choose ONE of the 4 scenarios, previewed on screen and printed on the output worksheet (catering/dietary, schedule change, venue/equipment, or a client request that cannot be fully met). All 4 are equally manageable at A1–A2.</w:t>
       </w:r>
     </w:p>
     <w:p>

--- a/_deliverables/MICE-IntegratedEmailLesson-TeacherPlan.docx
+++ b/_deliverables/MICE-IntegratedEmailLesson-TeacherPlan.docx
@@ -383,7 +383,7 @@
                 <w:sz w:val="19"/>
                 <w:szCs w:val="19"/>
               </w:rPr>
-              <w:t xml:space="preserve">Week 11 (Apologising &amp; Saying No), Week 12 (Handling Complaints), Week 13 (Working Across Cultures), Week 14 (Professional Email &amp; Business Writing – home week), Week 15 (Catering &amp; Wellness Services)</w:t>
+              <w:t xml:space="preserve">Week 11 (Apologizing &amp; Saying No), Week 12 (Handling Complaints), Week 13 (Working Across Cultures), Week 14 (Professional Email &amp; Business Writing – home week), Week 15 (Catering &amp; Wellness Services)</w:t>
             </w:r>
           </w:p>
         </w:tc>
@@ -3414,7 +3414,7 @@
                 <w:sz w:val="18"/>
                 <w:szCs w:val="18"/>
               </w:rPr>
-              <w:t xml:space="preserve">Apologising &amp; Saying No Professionally</w:t>
+              <w:t xml:space="preserve">Apologizing &amp; Saying No Professionally</w:t>
             </w:r>
           </w:p>
         </w:tc>
@@ -3762,7 +3762,7 @@
           <w:sz w:val="19"/>
           <w:szCs w:val="19"/>
         </w:rPr>
-        <w:t xml:space="preserve">This lesson does not reteach complaint handling, apologising, or cultural awareness as new content. It is built so that students apply language they already know inside a new, broader professional-email context — as requested.</w:t>
+        <w:t xml:space="preserve">This lesson does not reteach complaint handling, apologizing, or cultural awareness as new content. It is built so that students apply language they already know inside a new, broader professional-email context — as requested.</w:t>
       </w:r>
     </w:p>
     <w:sectPr>
